--- a/Samples/StyleDocDefaultsParagraphPropertiesTest.docx
+++ b/Samples/StyleDocDefaultsParagraphPropertiesTest.docx
@@ -26,9 +26,7 @@
           <w:right w:val="double" w:color="FFFF00" w:sz="5" w:space="113"/>
         </w:pBdr>
         <w:shd w:val="pct10" w:color="CCCCCC" w:fill="333333"/>
-        <w:tabs>
-          <w:tab w:val="center" w:leader="dot" w:pos="720"/>
-        </w:tabs>
+        <w:tabs/>
         <w:suppressAutoHyphens w:val="true"/>
         <w:kinsoku w:val="true"/>
         <w:wordWrap w:val="true"/>
